--- a/www/content/abdomen-pelvis/Sacral plexus.docx
+++ b/www/content/abdomen-pelvis/Sacral plexus.docx
@@ -64,10 +64,7 @@
     </w:p>
     <w:p>
       <w:r>
-        <w:t>It’s</w:t>
-      </w:r>
-      <w:r>
-        <w:t xml:space="preserve"> a part of lumbosacral plexus </w:t>
+        <w:t>It’s a part of lumbosacral plexus </w:t>
       </w:r>
     </w:p>
     <w:p>
@@ -181,6 +178,17 @@
       </w:r>
     </w:p>
     <w:p>
+      <w:r>
+        <w:t>[YOUTUBE]</w:t>
+      </w:r>
+      <w:r>
+        <w:t xml:space="preserve"> </w:t>
+      </w:r>
+      <w:r>
+        <w:t>https://youtu.be/lSSf8uOICZg</w:t>
+      </w:r>
+    </w:p>
+    <w:p>
       <w:pPr>
         <w:pStyle w:val="Heading2"/>
       </w:pPr>
@@ -196,13 +204,7 @@
     </w:p>
     <w:p>
       <w:r>
-        <w:t xml:space="preserve">Posterior - piriformis muscle and </w:t>
-      </w:r>
-      <w:r>
-        <w:t>pelvic</w:t>
-      </w:r>
-      <w:r>
-        <w:t xml:space="preserve"> fascia </w:t>
+        <w:t xml:space="preserve">Posterior - piriformis muscle and pelvic fascia </w:t>
       </w:r>
     </w:p>
     <w:p>
@@ -278,17 +280,8 @@
       </w:r>
     </w:p>
     <w:p>
-      <w:pPr>
-        <w:pStyle w:val="Heading2"/>
-      </w:pPr>
-      <w:r>
-        <w:t xml:space="preserve">Direct </w:t>
-      </w:r>
-      <w:r>
-        <w:t>branches</w:t>
-      </w:r>
-      <w:r>
-        <w:t xml:space="preserve"> from the plexus </w:t>
+      <w:r>
+        <w:t xml:space="preserve">Direct branches from the plexus </w:t>
       </w:r>
     </w:p>
     <w:p>
@@ -325,17 +318,8 @@
       </w:r>
     </w:p>
     <w:p>
-      <w:pPr>
-        <w:pStyle w:val="Heading2"/>
-      </w:pPr>
-      <w:r>
-        <w:t xml:space="preserve">Pudendal and coccygeal </w:t>
-      </w:r>
-      <w:r>
-        <w:t>nerves</w:t>
-      </w:r>
-      <w:r>
-        <w:t xml:space="preserve"> </w:t>
+      <w:r>
+        <w:t xml:space="preserve">Pudendal and coccygeal nerves </w:t>
       </w:r>
     </w:p>
     <w:p>
@@ -366,9 +350,9 @@
       </w:r>
     </w:p>
     <w:p>
-      <w:pPr>
-        <w:pStyle w:val="Heading2"/>
-      </w:pPr>
+      <w:r>
+        <w:t xml:space="preserve">[CLINICAL] </w:t>
+      </w:r>
       <w:r>
         <w:t>Clinical importance - injury to sacral plexus</w:t>
       </w:r>
@@ -381,6 +365,213 @@
     <w:p>
       <w:r>
         <w:t>The clinical outcome depends on the nerve injured</w:t>
+      </w:r>
+    </w:p>
+    <w:p>
+      <w:r>
+        <w:t xml:space="preserve">_____ MCQ_START_____ </w:t>
+      </w:r>
+    </w:p>
+    <w:p>
+      <w:r>
+        <w:t>Q1. The sacral plexus is formed by contributions from:</w:t>
+      </w:r>
+      <w:r>
+        <w:br/>
+        <w:t>A. L1–L4</w:t>
+      </w:r>
+      <w:r>
+        <w:br/>
+        <w:t>B. L2–S2</w:t>
+      </w:r>
+      <w:r>
+        <w:br/>
+        <w:t>C. L4–S4[CORRECT]</w:t>
+      </w:r>
+      <w:r>
+        <w:br/>
+        <w:t>D. S1–S5</w:t>
+      </w:r>
+    </w:p>
+    <w:p>
+      <w:r>
+        <w:t xml:space="preserve">_____ </w:t>
+      </w:r>
+    </w:p>
+    <w:p>
+      <w:r>
+        <w:lastRenderedPageBreak/>
+        <w:t>Q2. The superior gluteal nerve supplies:</w:t>
+      </w:r>
+      <w:r>
+        <w:br/>
+        <w:t>A. Gluteus maximus</w:t>
+      </w:r>
+      <w:r>
+        <w:br/>
+        <w:t>B. Hamstrings</w:t>
+      </w:r>
+      <w:r>
+        <w:br/>
+        <w:t xml:space="preserve">C. Gluteus medius and </w:t>
+      </w:r>
+      <w:proofErr w:type="spellStart"/>
+      <w:proofErr w:type="gramStart"/>
+      <w:r>
+        <w:t>minimus</w:t>
+      </w:r>
+      <w:proofErr w:type="spellEnd"/>
+      <w:r>
+        <w:t>[</w:t>
+      </w:r>
+      <w:proofErr w:type="gramEnd"/>
+      <w:r>
+        <w:t>CORRECT]</w:t>
+      </w:r>
+      <w:r>
+        <w:br/>
+        <w:t>D. Adductor muscles</w:t>
+      </w:r>
+    </w:p>
+    <w:p>
+      <w:r>
+        <w:t xml:space="preserve">_____ </w:t>
+      </w:r>
+    </w:p>
+    <w:p>
+      <w:r>
+        <w:t>Q3. The inferior gluteal nerve supplies:</w:t>
+      </w:r>
+      <w:r>
+        <w:br/>
+        <w:t>A. Gluteus medius</w:t>
+      </w:r>
+      <w:r>
+        <w:br/>
+        <w:t xml:space="preserve">B. Gluteus </w:t>
+      </w:r>
+      <w:proofErr w:type="spellStart"/>
+      <w:r>
+        <w:t>minimus</w:t>
+      </w:r>
+      <w:proofErr w:type="spellEnd"/>
+      <w:r>
+        <w:br/>
+        <w:t xml:space="preserve">C. Gluteus </w:t>
+      </w:r>
+      <w:proofErr w:type="gramStart"/>
+      <w:r>
+        <w:t>maximus[</w:t>
+      </w:r>
+      <w:proofErr w:type="gramEnd"/>
+      <w:r>
+        <w:t>CORRECT]</w:t>
+      </w:r>
+      <w:r>
+        <w:br/>
+        <w:t xml:space="preserve">D. Tensor fascia </w:t>
+      </w:r>
+      <w:proofErr w:type="spellStart"/>
+      <w:r>
+        <w:t>lata</w:t>
+      </w:r>
+      <w:proofErr w:type="spellEnd"/>
+    </w:p>
+    <w:p>
+      <w:r>
+        <w:t xml:space="preserve">_____ </w:t>
+      </w:r>
+    </w:p>
+    <w:p>
+      <w:r>
+        <w:t>Q4. The posterior cutaneous nerve of thigh supplies:</w:t>
+      </w:r>
+      <w:r>
+        <w:br/>
+        <w:t>A. Anterior thigh</w:t>
+      </w:r>
+      <w:r>
+        <w:br/>
+        <w:t>B. Medial thigh</w:t>
+      </w:r>
+      <w:r>
+        <w:br/>
+        <w:t xml:space="preserve">C. Skin of posterior </w:t>
+      </w:r>
+      <w:proofErr w:type="gramStart"/>
+      <w:r>
+        <w:t>thigh[</w:t>
+      </w:r>
+      <w:proofErr w:type="gramEnd"/>
+      <w:r>
+        <w:t>CORRECT]</w:t>
+      </w:r>
+      <w:r>
+        <w:br/>
+        <w:t>D. Sole of foot</w:t>
+      </w:r>
+    </w:p>
+    <w:p>
+      <w:r>
+        <w:t xml:space="preserve">_____ </w:t>
+      </w:r>
+    </w:p>
+    <w:p>
+      <w:r>
+        <w:t>Q5. The superior gluteal artery passes between:</w:t>
+      </w:r>
+      <w:r>
+        <w:br/>
+        <w:t>A. S2 and S3</w:t>
+      </w:r>
+      <w:r>
+        <w:br/>
+        <w:t>B. Lumbosacral trunk and S1[CORRECT]</w:t>
+      </w:r>
+      <w:r>
+        <w:br/>
+        <w:t>C. S1 and S2</w:t>
+      </w:r>
+      <w:r>
+        <w:br/>
+        <w:t>D. S3 and S4</w:t>
+      </w:r>
+    </w:p>
+    <w:p>
+      <w:r>
+        <w:t xml:space="preserve">_____ </w:t>
+      </w:r>
+    </w:p>
+    <w:p>
+      <w:r>
+        <w:t>Q6. The pudendal nerve arises from:</w:t>
+      </w:r>
+      <w:r>
+        <w:br/>
+        <w:t>A. L4–L5</w:t>
+      </w:r>
+      <w:r>
+        <w:br/>
+        <w:t>B. S1–S2</w:t>
+      </w:r>
+      <w:r>
+        <w:br/>
+        <w:t>C. S2–S4[CORRECT]</w:t>
+      </w:r>
+      <w:r>
+        <w:br/>
+        <w:t>D. S3–S5</w:t>
+      </w:r>
+    </w:p>
+    <w:p>
+      <w:r>
+        <w:t>____</w:t>
+      </w:r>
+      <w:r>
+        <w:t>MCQ_END</w:t>
+      </w:r>
+      <w:r>
+        <w:t>____</w:t>
       </w:r>
     </w:p>
     <w:p/>
